--- a/task1/ии задание 1.docx
+++ b/task1/ии задание 1.docx
@@ -478,13 +478,22 @@
         </w:rPr>
         <w:tab/>
       </w:r>
+      <w:bookmarkStart w:id="2" w:name="_GoBack"/>
       <w:r>
         <w:rPr>
           <w:rFonts w:asciiTheme="minorHAnsi" w:eastAsia="Calibri" w:hAnsiTheme="minorHAnsi" w:cstheme="minorHAnsi"/>
           <w:sz w:val="32"/>
           <w:lang w:eastAsia="zh-CN"/>
         </w:rPr>
-        <w:t xml:space="preserve">Проверили: </w:t>
+        <w:t>Проверила</w:t>
+      </w:r>
+      <w:r>
+        <w:rPr>
+          <w:rFonts w:asciiTheme="minorHAnsi" w:eastAsia="Calibri" w:hAnsiTheme="minorHAnsi" w:cstheme="minorHAnsi"/>
+          <w:sz w:val="32"/>
+          <w:lang w:eastAsia="zh-CN"/>
+        </w:rPr>
+        <w:t xml:space="preserve">: </w:t>
       </w:r>
       <w:proofErr w:type="spellStart"/>
       <w:r>
@@ -520,6 +529,7 @@
         <w:t>Надежда Николаевна</w:t>
       </w:r>
     </w:p>
+    <w:bookmarkEnd w:id="2"/>
     <w:p>
       <w:pPr>
         <w:spacing w:line="259" w:lineRule="auto"/>
@@ -2025,15 +2035,27 @@
         </w:rPr>
         <w:t xml:space="preserve">    </w:t>
       </w:r>
-      <w:r>
-        <w:rPr>
-          <w:rFonts w:ascii="Consolas" w:eastAsia="Times New Roman" w:hAnsi="Consolas" w:cs="Times New Roman"/>
-          <w:color w:val="ABB2BF"/>
-          <w:sz w:val="23"/>
-          <w:szCs w:val="23"/>
-          <w:lang w:val="en-US"/>
-        </w:rPr>
-        <w:t xml:space="preserve">zero_denom_mask </w:t>
+      <w:proofErr w:type="spellStart"/>
+      <w:r>
+        <w:rPr>
+          <w:rFonts w:ascii="Consolas" w:eastAsia="Times New Roman" w:hAnsi="Consolas" w:cs="Times New Roman"/>
+          <w:color w:val="ABB2BF"/>
+          <w:sz w:val="23"/>
+          <w:szCs w:val="23"/>
+          <w:lang w:val="en-US"/>
+        </w:rPr>
+        <w:t>zero_denom_mask</w:t>
+      </w:r>
+      <w:proofErr w:type="spellEnd"/>
+      <w:r>
+        <w:rPr>
+          <w:rFonts w:ascii="Consolas" w:eastAsia="Times New Roman" w:hAnsi="Consolas" w:cs="Times New Roman"/>
+          <w:color w:val="ABB2BF"/>
+          <w:sz w:val="23"/>
+          <w:szCs w:val="23"/>
+          <w:lang w:val="en-US"/>
+        </w:rPr>
+        <w:t xml:space="preserve"> </w:t>
       </w:r>
       <w:r>
         <w:rPr>
@@ -2949,6 +2971,7 @@
         </w:rPr>
         <w:t>value[</w:t>
       </w:r>
+      <w:proofErr w:type="spellStart"/>
       <w:proofErr w:type="gramEnd"/>
       <w:r>
         <w:rPr>
@@ -2958,7 +2981,18 @@
           <w:szCs w:val="23"/>
           <w:lang w:val="en-US"/>
         </w:rPr>
-        <w:t xml:space="preserve">zero_denom_mask] </w:t>
+        <w:t>zero_denom_mask</w:t>
+      </w:r>
+      <w:proofErr w:type="spellEnd"/>
+      <w:r>
+        <w:rPr>
+          <w:rFonts w:ascii="Consolas" w:eastAsia="Times New Roman" w:hAnsi="Consolas" w:cs="Times New Roman"/>
+          <w:color w:val="ABB2BF"/>
+          <w:sz w:val="23"/>
+          <w:szCs w:val="23"/>
+          <w:lang w:val="en-US"/>
+        </w:rPr>
+        <w:t xml:space="preserve">] </w:t>
       </w:r>
       <w:r>
         <w:rPr>
@@ -3039,6 +3073,7 @@
         </w:rPr>
         <w:t xml:space="preserve">    </w:t>
       </w:r>
+      <w:proofErr w:type="spellStart"/>
       <w:r>
         <w:rPr>
           <w:rFonts w:ascii="Consolas" w:eastAsia="Times New Roman" w:hAnsi="Consolas" w:cs="Times New Roman"/>
@@ -3048,6 +3083,7 @@
         </w:rPr>
         <w:t>return</w:t>
       </w:r>
+      <w:proofErr w:type="spellEnd"/>
       <w:r>
         <w:rPr>
           <w:rFonts w:ascii="Consolas" w:eastAsia="Times New Roman" w:hAnsi="Consolas" w:cs="Times New Roman"/>
@@ -3472,6 +3508,7 @@
           <w:color w:val="ABB2BF"/>
           <w:sz w:val="23"/>
           <w:szCs w:val="23"/>
+          <w:lang w:val="en-US"/>
         </w:rPr>
       </w:pPr>
       <w:proofErr w:type="spellStart"/>
@@ -3481,6 +3518,7 @@
           <w:color w:val="ABB2BF"/>
           <w:sz w:val="23"/>
           <w:szCs w:val="23"/>
+          <w:lang w:val="en-US"/>
         </w:rPr>
         <w:lastRenderedPageBreak/>
         <w:t>x_dom</w:t>
@@ -3492,6 +3530,7 @@
           <w:color w:val="ABB2BF"/>
           <w:sz w:val="23"/>
           <w:szCs w:val="23"/>
+          <w:lang w:val="en-US"/>
         </w:rPr>
         <w:t xml:space="preserve"> </w:t>
       </w:r>
@@ -3501,6 +3540,7 @@
           <w:color w:val="2BBAC5"/>
           <w:sz w:val="23"/>
           <w:szCs w:val="23"/>
+          <w:lang w:val="en-US"/>
         </w:rPr>
         <w:t>=</w:t>
       </w:r>
@@ -3510,6 +3550,7 @@
           <w:color w:val="ABB2BF"/>
           <w:sz w:val="23"/>
           <w:szCs w:val="23"/>
+          <w:lang w:val="en-US"/>
         </w:rPr>
         <w:t xml:space="preserve"> </w:t>
       </w:r>
@@ -3521,6 +3562,7 @@
           <w:color w:val="ABB2BF"/>
           <w:sz w:val="23"/>
           <w:szCs w:val="23"/>
+          <w:lang w:val="en-US"/>
         </w:rPr>
         <w:t>np.</w:t>
       </w:r>
@@ -3530,26 +3572,29 @@
           <w:color w:val="61AFEF"/>
           <w:sz w:val="23"/>
           <w:szCs w:val="23"/>
+          <w:lang w:val="en-US"/>
         </w:rPr>
         <w:t>sqrt</w:t>
       </w:r>
       <w:proofErr w:type="spellEnd"/>
+      <w:r>
+        <w:rPr>
+          <w:rFonts w:ascii="Consolas" w:eastAsia="Times New Roman" w:hAnsi="Consolas" w:cs="Times New Roman"/>
+          <w:color w:val="ABB2BF"/>
+          <w:sz w:val="23"/>
+          <w:szCs w:val="23"/>
+          <w:lang w:val="en-US"/>
+        </w:rPr>
+        <w:t>(</w:t>
+      </w:r>
       <w:proofErr w:type="gramEnd"/>
       <w:r>
         <w:rPr>
           <w:rFonts w:ascii="Consolas" w:eastAsia="Times New Roman" w:hAnsi="Consolas" w:cs="Times New Roman"/>
-          <w:color w:val="ABB2BF"/>
-          <w:sz w:val="23"/>
-          <w:szCs w:val="23"/>
-        </w:rPr>
-        <w:t>(</w:t>
-      </w:r>
-      <w:r>
-        <w:rPr>
-          <w:rFonts w:ascii="Consolas" w:eastAsia="Times New Roman" w:hAnsi="Consolas" w:cs="Times New Roman"/>
           <w:color w:val="D19A66"/>
           <w:sz w:val="23"/>
           <w:szCs w:val="23"/>
+          <w:lang w:val="en-US"/>
         </w:rPr>
         <w:t>0.82</w:t>
       </w:r>
@@ -3559,6 +3604,7 @@
           <w:color w:val="ABB2BF"/>
           <w:sz w:val="23"/>
           <w:szCs w:val="23"/>
+          <w:lang w:val="en-US"/>
         </w:rPr>
         <w:t xml:space="preserve"> </w:t>
       </w:r>
@@ -3568,6 +3614,7 @@
           <w:color w:val="2BBAC5"/>
           <w:sz w:val="23"/>
           <w:szCs w:val="23"/>
+          <w:lang w:val="en-US"/>
         </w:rPr>
         <w:t>/</w:t>
       </w:r>
@@ -3577,6 +3624,7 @@
           <w:color w:val="ABB2BF"/>
           <w:sz w:val="23"/>
           <w:szCs w:val="23"/>
+          <w:lang w:val="en-US"/>
         </w:rPr>
         <w:t xml:space="preserve"> a)</w:t>
       </w:r>
@@ -3594,15 +3642,27 @@
           <w:lang w:val="en-US"/>
         </w:rPr>
       </w:pPr>
-      <w:r>
-        <w:rPr>
-          <w:rFonts w:ascii="Consolas" w:eastAsia="Times New Roman" w:hAnsi="Consolas" w:cs="Times New Roman"/>
-          <w:color w:val="ABB2BF"/>
-          <w:sz w:val="23"/>
-          <w:szCs w:val="23"/>
-          <w:lang w:val="en-US"/>
-        </w:rPr>
-        <w:t xml:space="preserve">x_sing </w:t>
+      <w:proofErr w:type="spellStart"/>
+      <w:r>
+        <w:rPr>
+          <w:rFonts w:ascii="Consolas" w:eastAsia="Times New Roman" w:hAnsi="Consolas" w:cs="Times New Roman"/>
+          <w:color w:val="ABB2BF"/>
+          <w:sz w:val="23"/>
+          <w:szCs w:val="23"/>
+          <w:lang w:val="en-US"/>
+        </w:rPr>
+        <w:t>x_sing</w:t>
+      </w:r>
+      <w:proofErr w:type="spellEnd"/>
+      <w:r>
+        <w:rPr>
+          <w:rFonts w:ascii="Consolas" w:eastAsia="Times New Roman" w:hAnsi="Consolas" w:cs="Times New Roman"/>
+          <w:color w:val="ABB2BF"/>
+          <w:sz w:val="23"/>
+          <w:szCs w:val="23"/>
+          <w:lang w:val="en-US"/>
+        </w:rPr>
+        <w:t xml:space="preserve"> </w:t>
       </w:r>
       <w:r>
         <w:rPr>
@@ -4253,6 +4313,7 @@
           <w:lang w:val="en-US"/>
         </w:rPr>
       </w:pPr>
+      <w:proofErr w:type="spellStart"/>
       <w:r>
         <w:rPr>
           <w:rFonts w:ascii="Consolas" w:eastAsia="Times New Roman" w:hAnsi="Consolas" w:cs="Times New Roman"/>
@@ -4273,6 +4334,7 @@
         </w:rPr>
         <w:t>axvline</w:t>
       </w:r>
+      <w:proofErr w:type="spellEnd"/>
       <w:r>
         <w:rPr>
           <w:rFonts w:ascii="Consolas" w:eastAsia="Times New Roman" w:hAnsi="Consolas" w:cs="Times New Roman"/>
@@ -4303,15 +4365,27 @@
         </w:rPr>
         <w:t>=</w:t>
       </w:r>
-      <w:r>
-        <w:rPr>
-          <w:rFonts w:ascii="Consolas" w:eastAsia="Times New Roman" w:hAnsi="Consolas" w:cs="Times New Roman"/>
-          <w:color w:val="ABB2BF"/>
-          <w:sz w:val="23"/>
-          <w:szCs w:val="23"/>
-          <w:lang w:val="en-US"/>
-        </w:rPr>
-        <w:t xml:space="preserve">x_dom, </w:t>
+      <w:proofErr w:type="spellStart"/>
+      <w:r>
+        <w:rPr>
+          <w:rFonts w:ascii="Consolas" w:eastAsia="Times New Roman" w:hAnsi="Consolas" w:cs="Times New Roman"/>
+          <w:color w:val="ABB2BF"/>
+          <w:sz w:val="23"/>
+          <w:szCs w:val="23"/>
+          <w:lang w:val="en-US"/>
+        </w:rPr>
+        <w:t>x_dom</w:t>
+      </w:r>
+      <w:proofErr w:type="spellEnd"/>
+      <w:r>
+        <w:rPr>
+          <w:rFonts w:ascii="Consolas" w:eastAsia="Times New Roman" w:hAnsi="Consolas" w:cs="Times New Roman"/>
+          <w:color w:val="ABB2BF"/>
+          <w:sz w:val="23"/>
+          <w:szCs w:val="23"/>
+          <w:lang w:val="en-US"/>
+        </w:rPr>
+        <w:t xml:space="preserve">, </w:t>
       </w:r>
       <w:r>
         <w:rPr>
@@ -5249,6 +5323,7 @@
           <w:color w:val="ABB2BF"/>
           <w:sz w:val="23"/>
           <w:szCs w:val="23"/>
+          <w:lang w:val="en-US"/>
         </w:rPr>
       </w:pPr>
       <w:proofErr w:type="spellStart"/>
@@ -5259,6 +5334,7 @@
           <w:color w:val="ABB2BF"/>
           <w:sz w:val="23"/>
           <w:szCs w:val="23"/>
+          <w:lang w:val="en-US"/>
         </w:rPr>
         <w:t>plt.</w:t>
       </w:r>
@@ -5268,10 +5344,22 @@
           <w:color w:val="61AFEF"/>
           <w:sz w:val="23"/>
           <w:szCs w:val="23"/>
+          <w:lang w:val="en-US"/>
         </w:rPr>
         <w:t>xlim</w:t>
       </w:r>
       <w:proofErr w:type="spellEnd"/>
+      <w:r>
+        <w:rPr>
+          <w:rFonts w:ascii="Consolas" w:eastAsia="Times New Roman" w:hAnsi="Consolas" w:cs="Times New Roman"/>
+          <w:color w:val="ABB2BF"/>
+          <w:sz w:val="23"/>
+          <w:szCs w:val="23"/>
+          <w:lang w:val="en-US"/>
+        </w:rPr>
+        <w:t>(</w:t>
+      </w:r>
+      <w:proofErr w:type="spellStart"/>
       <w:proofErr w:type="gramEnd"/>
       <w:r>
         <w:rPr>
@@ -5279,16 +5367,7 @@
           <w:color w:val="ABB2BF"/>
           <w:sz w:val="23"/>
           <w:szCs w:val="23"/>
-        </w:rPr>
-        <w:t>(</w:t>
-      </w:r>
-      <w:proofErr w:type="spellStart"/>
-      <w:r>
-        <w:rPr>
-          <w:rFonts w:ascii="Consolas" w:eastAsia="Times New Roman" w:hAnsi="Consolas" w:cs="Times New Roman"/>
-          <w:color w:val="ABB2BF"/>
-          <w:sz w:val="23"/>
-          <w:szCs w:val="23"/>
+          <w:lang w:val="en-US"/>
         </w:rPr>
         <w:t>x_range</w:t>
       </w:r>
@@ -5299,6 +5378,7 @@
           <w:color w:val="ABB2BF"/>
           <w:sz w:val="23"/>
           <w:szCs w:val="23"/>
+          <w:lang w:val="en-US"/>
         </w:rPr>
         <w:t>)</w:t>
       </w:r>
@@ -5313,6 +5393,7 @@
           <w:color w:val="ABB2BF"/>
           <w:sz w:val="23"/>
           <w:szCs w:val="23"/>
+          <w:lang w:val="en-US"/>
         </w:rPr>
       </w:pPr>
       <w:proofErr w:type="spellStart"/>
@@ -5323,6 +5404,7 @@
           <w:color w:val="ABB2BF"/>
           <w:sz w:val="23"/>
           <w:szCs w:val="23"/>
+          <w:lang w:val="en-US"/>
         </w:rPr>
         <w:t>plt.</w:t>
       </w:r>
@@ -5332,26 +5414,29 @@
           <w:color w:val="61AFEF"/>
           <w:sz w:val="23"/>
           <w:szCs w:val="23"/>
+          <w:lang w:val="en-US"/>
         </w:rPr>
         <w:t>xlabel</w:t>
       </w:r>
       <w:proofErr w:type="spellEnd"/>
+      <w:r>
+        <w:rPr>
+          <w:rFonts w:ascii="Consolas" w:eastAsia="Times New Roman" w:hAnsi="Consolas" w:cs="Times New Roman"/>
+          <w:color w:val="ABB2BF"/>
+          <w:sz w:val="23"/>
+          <w:szCs w:val="23"/>
+          <w:lang w:val="en-US"/>
+        </w:rPr>
+        <w:t>(</w:t>
+      </w:r>
       <w:proofErr w:type="gramEnd"/>
       <w:r>
         <w:rPr>
           <w:rFonts w:ascii="Consolas" w:eastAsia="Times New Roman" w:hAnsi="Consolas" w:cs="Times New Roman"/>
-          <w:color w:val="ABB2BF"/>
-          <w:sz w:val="23"/>
-          <w:szCs w:val="23"/>
-        </w:rPr>
-        <w:t>(</w:t>
-      </w:r>
-      <w:r>
-        <w:rPr>
-          <w:rFonts w:ascii="Consolas" w:eastAsia="Times New Roman" w:hAnsi="Consolas" w:cs="Times New Roman"/>
           <w:color w:val="89CA78"/>
           <w:sz w:val="23"/>
           <w:szCs w:val="23"/>
+          <w:lang w:val="en-US"/>
         </w:rPr>
         <w:t>'x'</w:t>
       </w:r>
@@ -5361,6 +5446,7 @@
           <w:color w:val="ABB2BF"/>
           <w:sz w:val="23"/>
           <w:szCs w:val="23"/>
+          <w:lang w:val="en-US"/>
         </w:rPr>
         <w:t>)</w:t>
       </w:r>
@@ -5375,6 +5461,7 @@
           <w:color w:val="ABB2BF"/>
           <w:sz w:val="23"/>
           <w:szCs w:val="23"/>
+          <w:lang w:val="en-US"/>
         </w:rPr>
       </w:pPr>
       <w:proofErr w:type="spellStart"/>
@@ -5385,6 +5472,7 @@
           <w:color w:val="ABB2BF"/>
           <w:sz w:val="23"/>
           <w:szCs w:val="23"/>
+          <w:lang w:val="en-US"/>
         </w:rPr>
         <w:t>plt.</w:t>
       </w:r>
@@ -5394,26 +5482,29 @@
           <w:color w:val="61AFEF"/>
           <w:sz w:val="23"/>
           <w:szCs w:val="23"/>
+          <w:lang w:val="en-US"/>
         </w:rPr>
         <w:t>ylabel</w:t>
       </w:r>
       <w:proofErr w:type="spellEnd"/>
+      <w:r>
+        <w:rPr>
+          <w:rFonts w:ascii="Consolas" w:eastAsia="Times New Roman" w:hAnsi="Consolas" w:cs="Times New Roman"/>
+          <w:color w:val="ABB2BF"/>
+          <w:sz w:val="23"/>
+          <w:szCs w:val="23"/>
+          <w:lang w:val="en-US"/>
+        </w:rPr>
+        <w:t>(</w:t>
+      </w:r>
       <w:proofErr w:type="gramEnd"/>
       <w:r>
         <w:rPr>
           <w:rFonts w:ascii="Consolas" w:eastAsia="Times New Roman" w:hAnsi="Consolas" w:cs="Times New Roman"/>
-          <w:color w:val="ABB2BF"/>
-          <w:sz w:val="23"/>
-          <w:szCs w:val="23"/>
-        </w:rPr>
-        <w:t>(</w:t>
-      </w:r>
-      <w:r>
-        <w:rPr>
-          <w:rFonts w:ascii="Consolas" w:eastAsia="Times New Roman" w:hAnsi="Consolas" w:cs="Times New Roman"/>
           <w:color w:val="89CA78"/>
           <w:sz w:val="23"/>
           <w:szCs w:val="23"/>
+          <w:lang w:val="en-US"/>
         </w:rPr>
         <w:t>'k(x)'</w:t>
       </w:r>
@@ -5423,6 +5514,7 @@
           <w:color w:val="ABB2BF"/>
           <w:sz w:val="23"/>
           <w:szCs w:val="23"/>
+          <w:lang w:val="en-US"/>
         </w:rPr>
         <w:t>)</w:t>
       </w:r>
@@ -5440,6 +5532,7 @@
           <w:lang w:val="en-US"/>
         </w:rPr>
       </w:pPr>
+      <w:proofErr w:type="spellStart"/>
       <w:proofErr w:type="gramStart"/>
       <w:r>
         <w:rPr>
@@ -5461,6 +5554,7 @@
         </w:rPr>
         <w:t>title</w:t>
       </w:r>
+      <w:proofErr w:type="spellEnd"/>
       <w:r>
         <w:rPr>
           <w:rFonts w:ascii="Consolas" w:eastAsia="Times New Roman" w:hAnsi="Consolas" w:cs="Times New Roman"/>
@@ -6124,6 +6218,9 @@
         </w:rPr>
       </w:pPr>
       <w:r>
+        <w:rPr>
+          <w:noProof/>
+        </w:rPr>
         <w:drawing>
           <wp:inline distT="0" distB="0" distL="0" distR="0" wp14:anchorId="08A4EAD5" wp14:editId="402651DA">
             <wp:extent cx="6265545" cy="3921125"/>
@@ -6210,10 +6307,7 @@
         <w:t>Функция определена при |x|&gt; √(0.82/a), имеет точки разрыва и сложное поведение. Параметр 'a' влияет на область определения и особенности функции.</w:t>
       </w:r>
     </w:p>
-    <w:p>
-      <w:bookmarkStart w:id="2" w:name="_GoBack"/>
-      <w:bookmarkEnd w:id="2"/>
-    </w:p>
+    <w:p/>
     <w:sectPr>
       <w:footnotePr>
         <w:numStart w:val="0"/>
